--- a/NHAT_KY_THU_NGHIEM.docx
+++ b/NHAT_KY_THU_NGHIEM.docx
@@ -899,7 +899,7 @@
               <w:rPr>
                 <w:sz w:val="19"/>
               </w:rPr>
-              <w:t>Có</w:t>
+              <w:t>Có (trừ tỷ lệ hỏi lại state)</w:t>
             </w:r>
           </w:p>
         </w:tc>
@@ -985,7 +985,93 @@
               <w:rPr>
                 <w:sz w:val="19"/>
               </w:rPr>
-              <w:t>Có</w:t>
+              <w:t>Không (chỉ số bỏ, mục 5)</w:t>
+            </w:r>
+          </w:p>
+        </w:tc>
+      </w:tr>
+      <w:tr>
+        <w:tc>
+          <w:tcPr>
+            <w:tcW w:type="dxa" w:w="1077"/>
+          </w:tcPr>
+          <w:p>
+            <w:pPr>
+              <w:spacing w:after="0"/>
+            </w:pPr>
+            <w:r>
+              <w:rPr>
+                <w:sz w:val="19"/>
+              </w:rPr>
+            </w:r>
+            <w:r>
+              <w:rPr>
+                <w:sz w:val="19"/>
+              </w:rPr>
+              <w:t>22/10</w:t>
+            </w:r>
+          </w:p>
+        </w:tc>
+        <w:tc>
+          <w:tcPr>
+            <w:tcW w:type="dxa" w:w="3515"/>
+          </w:tcPr>
+          <w:p>
+            <w:pPr>
+              <w:spacing w:after="0"/>
+            </w:pPr>
+            <w:r>
+              <w:rPr>
+                <w:sz w:val="19"/>
+              </w:rPr>
+            </w:r>
+            <w:r>
+              <w:rPr>
+                <w:sz w:val="19"/>
+              </w:rPr>
+              <w:t>Bỏ 2 chỉ số khỏi báo cáo: tỷ lệ hỏi lại state; cột giám khảo "tác dụng ngoài dữ liệu" và tỷ lệ "Grounded"</w:t>
+            </w:r>
+          </w:p>
+        </w:tc>
+        <w:tc>
+          <w:tcPr>
+            <w:tcW w:type="dxa" w:w="3175"/>
+          </w:tcPr>
+          <w:p>
+            <w:pPr>
+              <w:spacing w:after="0"/>
+            </w:pPr>
+            <w:r>
+              <w:rPr>
+                <w:sz w:val="19"/>
+              </w:rPr>
+            </w:r>
+            <w:r>
+              <w:rPr>
+                <w:sz w:val="19"/>
+              </w:rPr>
+              <w:t>Xem mục 5</w:t>
+            </w:r>
+          </w:p>
+        </w:tc>
+        <w:tc>
+          <w:tcPr>
+            <w:tcW w:type="dxa" w:w="1984"/>
+          </w:tcPr>
+          <w:p>
+            <w:pPr>
+              <w:spacing w:after="0"/>
+            </w:pPr>
+            <w:r>
+              <w:rPr>
+                <w:sz w:val="19"/>
+              </w:rPr>
+            </w:r>
+            <w:r>
+              <w:rPr>
+                <w:sz w:val="19"/>
+              </w:rPr>
+              <w:t>–</w:t>
             </w:r>
           </w:p>
         </w:tc>
@@ -4332,7 +4418,72 @@
               <w:rPr>
                 <w:sz w:val="19"/>
               </w:rPr>
-              <w:t>Giám khảo LLM: 122/180 (67,8%) trên cùng 180 câu; hội thoại nhiều lượt 929/1.056 (88,0%)</w:t>
+              <w:t>Giám khảo LLM: 122/180 (67,8%) trên cùng 180 câu; hội thoại nhiều lượt 929/1.056 (88,0%). Sau đó bỏ khỏi báo cáo: chatbot tâm lý không phải lúc nào cũng cần hỏi; ở 53/58 lượt không hỏi của bộ crisis/safety, bot thấu cảm hoặc khuyên gặp bác sĩ mà không đặt câu hỏi</w:t>
+            </w:r>
+          </w:p>
+        </w:tc>
+      </w:tr>
+      <w:tr>
+        <w:tc>
+          <w:tcPr>
+            <w:tcW w:type="dxa" w:w="1928"/>
+          </w:tcPr>
+          <w:p>
+            <w:pPr>
+              <w:spacing w:after="0"/>
+            </w:pPr>
+            <w:r>
+              <w:rPr>
+                <w:sz w:val="19"/>
+              </w:rPr>
+            </w:r>
+            <w:r>
+              <w:rPr>
+                <w:sz w:val="19"/>
+              </w:rPr>
+              <w:t>Grounding: cột giám khảo</w:t>
+            </w:r>
+          </w:p>
+        </w:tc>
+        <w:tc>
+          <w:tcPr>
+            <w:tcW w:type="dxa" w:w="3628"/>
+          </w:tcPr>
+          <w:p>
+            <w:pPr>
+              <w:spacing w:after="0"/>
+            </w:pPr>
+            <w:r>
+              <w:rPr>
+                <w:sz w:val="19"/>
+              </w:rPr>
+            </w:r>
+            <w:r>
+              <w:rPr>
+                <w:sz w:val="19"/>
+              </w:rPr>
+              <w:t>"Tác dụng ngoài dữ liệu" (21/10: qwen-huhu 51/240 đạt) và "món ngoài dữ liệu" (143/240), gộp thành "Grounded" 47/240</w:t>
+            </w:r>
+          </w:p>
+        </w:tc>
+        <w:tc>
+          <w:tcPr>
+            <w:tcW w:type="dxa" w:w="4195"/>
+          </w:tcPr>
+          <w:p>
+            <w:pPr>
+              <w:spacing w:after="0"/>
+            </w:pPr>
+            <w:r>
+              <w:rPr>
+                <w:sz w:val="19"/>
+              </w:rPr>
+            </w:r>
+            <w:r>
+              <w:rPr>
+                <w:sz w:val="19"/>
+              </w:rPr>
+              <w:t>Bỏ: model bổ sung giải thích từ kiến thức phổ thông về dưỡng chất (transfer learning kiến thức đại chúng; câu bổ sung có ở 231/240 câu trả lời, học từ 596/892 mẫu train nhóm B2), báo cáo xem là điểm mạnh; cột "món ngoài dữ liệu" chấm nhầm món có trong context. Giữ các cột chấm bằng luật</w:t>
             </w:r>
           </w:p>
         </w:tc>
